--- a/reports/_店舗横断サマリー.docx
+++ b/reports/_店舗横断サマリー.docx
@@ -530,6 +530,27 @@
               <w:t>カップ麺売場をフェイスを揃えて、整然とした売場に整備する。</w:t>
             </w:r>
           </w:p>
+          <w:p>
+            <w:pPr>
+              <w:spacing w:after="20"/>
+            </w:pPr>
+            <w:r>
+              <w:rPr>
+                <w:rFonts w:ascii="Yu Gothic" w:hAnsi="Yu Gothic" w:eastAsia="Yu Gothic"/>
+                <w:b/>
+                <w:color w:val="2E5E8C"/>
+                <w:sz w:val="19"/>
+              </w:rPr>
+              <w:t xml:space="preserve">□ </w:t>
+            </w:r>
+            <w:r>
+              <w:rPr>
+                <w:rFonts w:ascii="Yu Gothic" w:hAnsi="Yu Gothic" w:eastAsia="Yu Gothic"/>
+                <w:sz w:val="19"/>
+              </w:rPr>
+              <w:t>米飯縮小→チルド集約はH/C特性上むずかしいと判断。別の方法でデイリー売場を増やす方策を探る。</w:t>
+            </w:r>
+          </w:p>
         </w:tc>
       </w:tr>
     </w:tbl>
@@ -605,7 +626,7 @@
                 <w:b w:val="0"/>
                 <w:sz w:val="20"/>
               </w:rPr>
-              <w:t>初回訪問。売場面では惣菜の1段新設・乳製品・袋菓子の修正を実施。一方で「発注が机上・任せっぱなし・在庫過多」という運営面の課題が大きいことが判明した。次週は発注の売場化と基準在庫づくり、ドリンク／酒類のアイテム整理を軸に着手する。</w:t>
+              <w:t>初回訪問。売場面では惣菜の1段新設・乳製品・袋菓子の修正を実施。一方で「発注が机上・任せっぱなし・在庫過多」という運営面の課題が大きいことが判明した。米飯ケースを縮めてチルド弁当を集約する当初案はH/Cの特性上むずかしいと判断し、別の方法でデイリー売場を増やす方策を探る。次週以降は、①設定発注を活用した発注の立て直し（鈴木オーナーと詰める）、②毎週「非デイリー売場を1箇所」改善しながらオーナーに売場づくりをOJT、③毎週『来週までにやってもらうこと』を決めて翌週に確認する、というリズムで進める。</w:t>
             </w:r>
           </w:p>
         </w:tc>

--- a/reports/_店舗横断サマリー.docx
+++ b/reports/_店舗横断サマリー.docx
@@ -72,7 +72,7 @@
                 <w:color w:val="C7D6E8"/>
                 <w:sz w:val="19"/>
               </w:rPr>
-              <w:t>作成日：2026年06月09日</w:t>
+              <w:t>作成日：2026年06月11日</w:t>
             </w:r>
           </w:p>
         </w:tc>
@@ -626,7 +626,7 @@
                 <w:b w:val="0"/>
                 <w:sz w:val="20"/>
               </w:rPr>
-              <w:t>初回訪問。売場面では惣菜の1段新設・乳製品・袋菓子の修正を実施。一方で「発注が机上・任せっぱなし・在庫過多」という運営面の課題が大きいことが判明した。米飯ケースを縮めてチルド弁当を集約する当初案はH/Cの特性上むずかしいと判断し、別の方法でデイリー売場を増やす方策を探る。次週以降は、①設定発注を活用した発注の立て直し（鈴木オーナーと詰める）、②毎週「非デイリー売場を1箇所」改善しながらオーナーに売場づくりをOJT、③毎週『来週までにやってもらうこと』を決めて翌週に確認する、というリズムで進める。</w:t>
+              <w:t>初回訪問。売場面では惣菜の1段新設・乳製品・袋菓子の修正を実施。一方で「発注が机上・任せっぱなし・在庫過多」という運営面の課題が大きいことが判明した。米飯ケースを縮めてチルド弁当を集約する当初案はH/Cの特性上むずかしいと判断し、別の方法でデイリー売場を増やす方策を探る。次週以降は、①設定発注を活用した発注の立て直し（鈴木オーナーと詰める）、②毎週「非デイリー売場を1箇所」改善しながらオーナーに売場づくりをOJT、③毎週『来週までにやってもらうこと』を決めて翌週に確認する、というリズムで進める。なお直前週（6/1週）のPOSでは売上前年比107.7・客数107.6と好調な一方、客単価はDO平均比−61円、常温弁当・ソフトドリンクの前年割れ、木曜の廃棄スパイクなど、現場の気づきが数字でも裏付けられた。</w:t>
             </w:r>
           </w:p>
         </w:tc>
